--- a/word_reports/LP_0002_위치_302_Various Artists_Canzone b.docx
+++ b/word_reports/LP_0002_위치_302_Various Artists_Canzone b.docx
@@ -4,7 +4,7 @@
   <w:body>
     <w:p>
       <w:pPr>
-        <w:spacing w:after="280"/>
+        <w:spacing w:after="80"/>
       </w:pPr>
       <w:r>
         <w:rPr w:rFonts="맑은 고딕">
@@ -13,94 +13,47 @@
           <w:color w:val="1E3A8A"/>
           <w:sz w:val="30"/>
         </w:rPr>
-        <w:t>[302] Various Artists - Canzone best of Backing Tracks</w:t>
+        <w:t>Various Artists - Canzone best of Backing Tracks</w:t>
       </w:r>
     </w:p>
     <w:p>
       <w:pPr>
-        <w:spacing w:after="320"/>
+        <w:spacing w:after="240"/>
       </w:pPr>
       <w:r>
         <w:rPr w:rFonts="맑은 고딕">
           <w:rFonts w:ascii="맑은 고딕" w:hAnsi="맑은 고딕" w:eastAsia="맑은 고딕"/>
           <w:b/>
-          <w:sz w:val="20"/>
+          <w:color w:val="4B5563"/>
+          <w:sz w:val="22"/>
         </w:rPr>
-        <w:t>■ 위치 : 302</w:t>
-        <w:br/>
-      </w:r>
-      <w:r>
-        <w:rPr w:rFonts="맑은 고딕">
-          <w:rFonts w:ascii="맑은 고딕" w:hAnsi="맑은 고딕" w:eastAsia="맑은 고딕"/>
-          <w:b/>
-          <w:sz w:val="20"/>
-        </w:rPr>
-        <w:t>■ 아티스트 : Various Artists</w:t>
-        <w:br/>
-      </w:r>
-      <w:r>
-        <w:rPr w:rFonts="맑은 고딕">
-          <w:rFonts w:ascii="맑은 고딕" w:hAnsi="맑은 고딕" w:eastAsia="맑은 고딕"/>
-          <w:b/>
-          <w:sz w:val="20"/>
-        </w:rPr>
-        <w:t>■ 앨범명 : Canzone best of Backing Tracks</w:t>
-        <w:br/>
-      </w:r>
-      <w:r>
-        <w:rPr w:rFonts="맑은 고딕">
-          <w:rFonts w:ascii="맑은 고딕" w:hAnsi="맑은 고딕" w:eastAsia="맑은 고딕"/>
-          <w:b w:val="0"/>
-          <w:sz w:val="20"/>
-        </w:rPr>
-        <w:t>■ 음반 레이블 : RCA Italiana</w:t>
-        <w:br/>
-      </w:r>
-      <w:r>
-        <w:rPr w:rFonts="맑은 고딕">
-          <w:rFonts w:ascii="맑은 고딕" w:hAnsi="맑은 고딕" w:eastAsia="맑은 고딕"/>
-          <w:b w:val="0"/>
-          <w:sz w:val="20"/>
-        </w:rPr>
-        <w:t>■ 발매년도 : 1979</w:t>
-        <w:br/>
-      </w:r>
-      <w:r>
-        <w:rPr w:rFonts="맑은 고딕">
-          <w:rFonts w:ascii="맑은 고딕" w:hAnsi="맑은 고딕" w:eastAsia="맑은 고딕"/>
-          <w:b w:val="0"/>
-          <w:sz w:val="20"/>
-        </w:rPr>
-        <w:t>■ 장르 : 칸초네(Canzone), 이지리스닝(Easy Listening), 인스트루멘털 반주(Instrumental Backing Tracks)</w:t>
-        <w:br/>
-      </w:r>
-      <w:r>
-        <w:rPr w:rFonts="맑은 고딕">
-          <w:rFonts w:ascii="맑은 고딕" w:hAnsi="맑은 고딕" w:eastAsia="맑은 고딕"/>
-          <w:b w:val="0"/>
-          <w:sz w:val="20"/>
-        </w:rPr>
-        <w:t>■ 주요 수록곡 : 1. Volare (Nel Blu Dipinto Di Blu)</w:t>
-        <w:br/>
+        <w:t>위치 :  302</w:t>
       </w:r>
     </w:p>
     <w:p>
       <w:pPr>
-        <w:spacing w:after="160"/>
+        <w:spacing w:line="324" w:lineRule="auto" w:before="80" w:after="160"/>
       </w:pPr>
       <w:r>
         <w:rPr w:rFonts="맑은 고딕">
           <w:rFonts w:ascii="맑은 고딕" w:hAnsi="맑은 고딕" w:eastAsia="맑은 고딕"/>
           <w:b/>
           <w:color w:val="1F2937"/>
-          <w:sz w:val="24"/>
+          <w:sz w:val="22"/>
         </w:rPr>
-        <w:t>■ 음반 해설 및 감상 가이드</w:t>
+        <w:t xml:space="preserve">[음반 소개] </w:t>
+      </w:r>
+      <w:r>
+        <w:rPr w:rFonts="맑은 고딕">
+          <w:rFonts w:ascii="맑은 고딕" w:hAnsi="맑은 고딕" w:eastAsia="맑은 고딕"/>
+          <w:b w:val="0"/>
+          <w:sz w:val="21"/>
+        </w:rPr>
       </w:r>
     </w:p>
     <w:p>
       <w:pPr>
-        <w:spacing w:line="312" w:lineRule="auto" w:after="120"/>
+        <w:spacing w:line="324" w:lineRule="auto" w:after="120"/>
       </w:pPr>
       <w:r>
         <w:rPr w:rFonts="맑은 고딕">
@@ -108,51 +61,516 @@
           <w:b w:val="0"/>
           <w:sz w:val="21"/>
         </w:rPr>
-        <w:t>이 음반은 20세기 중반 유럽 음악계를 매혹시켰던 이탈리아 전통 가요, 즉 '칸초네(Canzone)'의 명곡들을 정교하게 편곡하여 오케스트라 및 스튜디오 세션의 반주(Backing Track) 형태로 담아낸 명작 음반입니다. 산레모 가요제를 기점으로 전 세계적인 사랑을 받은 칸초네는 특유의 열정적인 선율과 웅장한 서정성이 특징인데, 본 앨범은 가창을 제외한 순수 연주 트랙만으로 그 감동을 완벽히 재현해 내고 있습니다.</w:t>
+        <w:t>지중해의 눈부신 햇살과 깊은 낭만을 머금은 이탈리아 칸초네의 정수를 정갈한 관현악과 기악 편곡으로 엮어낸 수작입니다. 가사의 직관적인 전달을 잠시 내려놓고, 유려한 선율선과 풍성한 화성의 미학을 전면에 내세워 칸초네 본연의 순수한 서정성을 새롭게 환기합니다. 턴테이블 위에 얹힌 바늘 끝을 타고 흐르는 감미로운 악기들의 대화는 듣는 이의 마음에 아련한 시적 정취와 고풍스러운 울림을 선사합니다.</w:t>
       </w:r>
     </w:p>
     <w:p>
       <w:pPr>
-        <w:spacing w:line="312" w:lineRule="auto" w:after="120"/>
+        <w:spacing w:line="324" w:lineRule="auto" w:before="200" w:after="80"/>
       </w:pPr>
+      <w:r>
+        <w:rPr w:rFonts="맑은 고딕">
+          <w:rFonts w:ascii="맑은 고딕" w:hAnsi="맑은 고딕" w:eastAsia="맑은 고딕"/>
+          <w:b/>
+          <w:color w:val="1E3A8A"/>
+          <w:sz w:val="24"/>
+        </w:rPr>
+        <w:t>1. 음반 데이터</w:t>
+      </w:r>
+    </w:p>
+    <w:p>
+      <w:pPr>
+        <w:spacing w:line="324" w:lineRule="auto" w:after="80"/>
+      </w:pPr>
+      <w:r>
+        <w:rPr w:rFonts="맑은 고딕">
+          <w:rFonts w:ascii="맑은 고딕" w:hAnsi="맑은 고딕" w:eastAsia="맑은 고딕"/>
+          <w:b w:val="0"/>
+          <w:color w:val="6B7280"/>
+          <w:sz w:val="21"/>
+        </w:rPr>
+        <w:t xml:space="preserve">· </w:t>
+      </w:r>
+      <w:r>
+        <w:rPr w:rFonts="맑은 고딕">
+          <w:rFonts w:ascii="맑은 고딕" w:hAnsi="맑은 고딕" w:eastAsia="맑은 고딕"/>
+          <w:b/>
+          <w:color w:val="1F2937"/>
+          <w:sz w:val="21"/>
+        </w:rPr>
+        <w:t xml:space="preserve">앨범명: </w:t>
+      </w:r>
       <w:r>
         <w:rPr w:rFonts="맑은 고딕">
           <w:rFonts w:ascii="맑은 고딕" w:hAnsi="맑은 고딕" w:eastAsia="맑은 고딕"/>
           <w:b w:val="0"/>
           <w:sz w:val="21"/>
         </w:rPr>
-        <w:t>음악적 구성 면에서 이 앨범은 단순한 가라오케용 반주를 넘어섭니다. 이탈리아 정상급 스튜디오 뮤지션들과 오케스트라 세션이 참여하여 풍성한 현악 스위프, 감각적인 브라스 섹션, 그리고 클래식과 팝의 경계를 넘나드는 정교한 건반 연주를 선보입니다. 보컬의 부재를 채우기 위해 리드 악기들이 메인 멜로디의 뉘앙스를 세련되게 짚어주며, 아날로그 LP 특유의 따뜻하고 깊은 공간감이 음악 전반에 우아하게 녹아있습니다.</w:t>
+        <w:t>Canzone best of Backing Tracks</w:t>
       </w:r>
     </w:p>
     <w:p>
       <w:pPr>
-        <w:spacing w:line="312" w:lineRule="auto" w:after="120"/>
+        <w:spacing w:line="324" w:lineRule="auto" w:after="80"/>
       </w:pPr>
+      <w:r>
+        <w:rPr w:rFonts="맑은 고딕">
+          <w:rFonts w:ascii="맑은 고딕" w:hAnsi="맑은 고딕" w:eastAsia="맑은 고딕"/>
+          <w:b w:val="0"/>
+          <w:color w:val="6B7280"/>
+          <w:sz w:val="21"/>
+        </w:rPr>
+        <w:t xml:space="preserve">· </w:t>
+      </w:r>
+      <w:r>
+        <w:rPr w:rFonts="맑은 고딕">
+          <w:rFonts w:ascii="맑은 고딕" w:hAnsi="맑은 고딕" w:eastAsia="맑은 고딕"/>
+          <w:b/>
+          <w:color w:val="1F2937"/>
+          <w:sz w:val="21"/>
+        </w:rPr>
+        <w:t xml:space="preserve">아티스트: </w:t>
+      </w:r>
       <w:r>
         <w:rPr w:rFonts="맑은 고딕">
           <w:rFonts w:ascii="맑은 고딕" w:hAnsi="맑은 고딕" w:eastAsia="맑은 고딕"/>
           <w:b w:val="0"/>
           <w:sz w:val="21"/>
         </w:rPr>
-        <w:t>대표 수록곡인 "Volare"는 전설적인 원곡의 역동적인 리듬감을 살아있는 드럼과 베이스 라인으로 완벽히 살려내어 듣는 이로 하여금 절로 흥얼거리게 만듭니다. 또한 "Non Ho L'Età"나 "Che Sarà" 같은 곡에서는 서정적인 아쿠스틱 기타와 서정적인 스트링의 조화가 돋보이며, 보컬 뒤에 숨겨져 있던 아름다운 화성과 섬세한 편곡의 미학을 새롭게 발견하는 즐거움을 선사합니다.</w:t>
+        <w:t>Various Artists</w:t>
       </w:r>
     </w:p>
     <w:p>
       <w:pPr>
-        <w:spacing w:line="312" w:lineRule="auto" w:after="120"/>
+        <w:spacing w:line="324" w:lineRule="auto" w:after="80"/>
       </w:pPr>
+      <w:r>
+        <w:rPr w:rFonts="맑은 고딕">
+          <w:rFonts w:ascii="맑은 고딕" w:hAnsi="맑은 고딕" w:eastAsia="맑은 고딕"/>
+          <w:b w:val="0"/>
+          <w:color w:val="6B7280"/>
+          <w:sz w:val="21"/>
+        </w:rPr>
+        <w:t xml:space="preserve">· </w:t>
+      </w:r>
+      <w:r>
+        <w:rPr w:rFonts="맑은 고딕">
+          <w:rFonts w:ascii="맑은 고딕" w:hAnsi="맑은 고딕" w:eastAsia="맑은 고딕"/>
+          <w:b/>
+          <w:color w:val="1F2937"/>
+          <w:sz w:val="21"/>
+        </w:rPr>
+        <w:t xml:space="preserve">발매 정보: </w:t>
+      </w:r>
       <w:r>
         <w:rPr w:rFonts="맑은 고딕">
           <w:rFonts w:ascii="맑은 고딕" w:hAnsi="맑은 고딕" w:eastAsia="맑은 고딕"/>
           <w:b w:val="0"/>
           <w:sz w:val="21"/>
         </w:rPr>
-        <w:t>[Canzone best of Backing Tracks]는 보컬 연습이나 연주용 라이브러리로의 실용적 가치는 물론, 지중해의 낭만과 클래식한 분위기를 만끽할 수 있는 하이파이 감상용 이지리스닝 음반으로서도 손색이 없습니다. 70년대 아날로그 사운드의 진수를 간직한 이 LP는 수집가들에게 이탈리아 대중음악의 찬란한 유산을 새로운 각도에서 조명하게 해주는 소중한 컬렉션입니다.</w:t>
+        <w:t>산레모 가요제를 중심으로 전 세계를 매료시켰던 이탈리아 명곡들의 반주 트랙 및 오케스트레이션을 엄선하여 집대성한 기획반으로, 연주 음악 애호가와 보컬 연구자들을 위해 정교하게 마스터링되어 출반되었습니다.</w:t>
+      </w:r>
+    </w:p>
+    <w:p>
+      <w:pPr>
+        <w:spacing w:line="324" w:lineRule="auto" w:after="80"/>
+      </w:pPr>
+      <w:r>
+        <w:rPr w:rFonts="맑은 고딕">
+          <w:rFonts w:ascii="맑은 고딕" w:hAnsi="맑은 고딕" w:eastAsia="맑은 고딕"/>
+          <w:b w:val="0"/>
+          <w:color w:val="6B7280"/>
+          <w:sz w:val="21"/>
+        </w:rPr>
+        <w:t xml:space="preserve">· </w:t>
+      </w:r>
+      <w:r>
+        <w:rPr w:rFonts="맑은 고딕">
+          <w:rFonts w:ascii="맑은 고딕" w:hAnsi="맑은 고딕" w:eastAsia="맑은 고딕"/>
+          <w:b/>
+          <w:color w:val="1F2937"/>
+          <w:sz w:val="21"/>
+        </w:rPr>
+        <w:t xml:space="preserve">LP 인기도(판매량): </w:t>
+      </w:r>
+      <w:r>
+        <w:rPr w:rFonts="맑은 고딕">
+          <w:rFonts w:ascii="맑은 고딕" w:hAnsi="맑은 고딕" w:eastAsia="맑은 고딕"/>
+          <w:b w:val="0"/>
+          <w:sz w:val="21"/>
+        </w:rPr>
+        <w:t>유럽과 남미, 그리고 칸초네 열풍이 거세게 일었던 아시아 시장에서 꾸준한 스테디셀러를 기록하며 감상실과 음악 전문 방송의 배경음악으로 널리 사랑받았습니다.</w:t>
+      </w:r>
+    </w:p>
+    <w:p>
+      <w:pPr>
+        <w:spacing w:line="324" w:lineRule="auto" w:after="80"/>
+      </w:pPr>
+      <w:r>
+        <w:rPr w:rFonts="맑은 고딕">
+          <w:rFonts w:ascii="맑은 고딕" w:hAnsi="맑은 고딕" w:eastAsia="맑은 고딕"/>
+          <w:b w:val="0"/>
+          <w:color w:val="6B7280"/>
+          <w:sz w:val="21"/>
+        </w:rPr>
+        <w:t xml:space="preserve">· </w:t>
+      </w:r>
+      <w:r>
+        <w:rPr w:rFonts="맑은 고딕">
+          <w:rFonts w:ascii="맑은 고딕" w:hAnsi="맑은 고딕" w:eastAsia="맑은 고딕"/>
+          <w:b/>
+          <w:color w:val="1F2937"/>
+          <w:sz w:val="21"/>
+        </w:rPr>
+        <w:t xml:space="preserve">각종 수상경력: </w:t>
+      </w:r>
+      <w:r>
+        <w:rPr w:rFonts="맑은 고딕">
+          <w:rFonts w:ascii="맑은 고딕" w:hAnsi="맑은 고딕" w:eastAsia="맑은 고딕"/>
+          <w:b w:val="0"/>
+          <w:sz w:val="21"/>
+        </w:rPr>
+        <w:t>산레모 가요제 대상작과 유로비전 송 콘테스트를 빛낸 명곡들의 정통 편곡 구성을 충실히 재현해 낸 완성도 높은 옴니버스 음반으로 평단의 호평을 받았습니다.</w:t>
+      </w:r>
+    </w:p>
+    <w:p>
+      <w:pPr>
+        <w:spacing w:line="324" w:lineRule="auto" w:before="200" w:after="80"/>
+      </w:pPr>
+      <w:r>
+        <w:rPr w:rFonts="맑은 고딕">
+          <w:rFonts w:ascii="맑은 고딕" w:hAnsi="맑은 고딕" w:eastAsia="맑은 고딕"/>
+          <w:b/>
+          <w:color w:val="1E3A8A"/>
+          <w:sz w:val="24"/>
+        </w:rPr>
+        <w:t>2. 아티스트 정보</w:t>
+      </w:r>
+    </w:p>
+    <w:p>
+      <w:pPr>
+        <w:spacing w:line="324" w:lineRule="auto" w:after="80"/>
+      </w:pPr>
+      <w:r>
+        <w:rPr w:rFonts="맑은 고딕">
+          <w:rFonts w:ascii="맑은 고딕" w:hAnsi="맑은 고딕" w:eastAsia="맑은 고딕"/>
+          <w:b w:val="0"/>
+          <w:color w:val="6B7280"/>
+          <w:sz w:val="21"/>
+        </w:rPr>
+        <w:t xml:space="preserve">· </w:t>
+      </w:r>
+      <w:r>
+        <w:rPr w:rFonts="맑은 고딕">
+          <w:rFonts w:ascii="맑은 고딕" w:hAnsi="맑은 고딕" w:eastAsia="맑은 고딕"/>
+          <w:b/>
+          <w:color w:val="1F2937"/>
+          <w:sz w:val="21"/>
+        </w:rPr>
+        <w:t xml:space="preserve">국적: </w:t>
+      </w:r>
+      <w:r>
+        <w:rPr w:rFonts="맑은 고딕">
+          <w:rFonts w:ascii="맑은 고딕" w:hAnsi="맑은 고딕" w:eastAsia="맑은 고딕"/>
+          <w:b w:val="0"/>
+          <w:sz w:val="21"/>
+        </w:rPr>
+        <w:t>이탈리아 (Italy) 외 다국적 세션 연주진</w:t>
+      </w:r>
+    </w:p>
+    <w:p>
+      <w:pPr>
+        <w:spacing w:line="324" w:lineRule="auto" w:after="80"/>
+      </w:pPr>
+      <w:r>
+        <w:rPr w:rFonts="맑은 고딕">
+          <w:rFonts w:ascii="맑은 고딕" w:hAnsi="맑은 고딕" w:eastAsia="맑은 고딕"/>
+          <w:b w:val="0"/>
+          <w:color w:val="6B7280"/>
+          <w:sz w:val="21"/>
+        </w:rPr>
+        <w:t xml:space="preserve">· </w:t>
+      </w:r>
+      <w:r>
+        <w:rPr w:rFonts="맑은 고딕">
+          <w:rFonts w:ascii="맑은 고딕" w:hAnsi="맑은 고딕" w:eastAsia="맑은 고딕"/>
+          <w:b/>
+          <w:color w:val="1F2937"/>
+          <w:sz w:val="21"/>
+        </w:rPr>
+        <w:t xml:space="preserve">생몰년도: </w:t>
+      </w:r>
+      <w:r>
+        <w:rPr w:rFonts="맑은 고딕">
+          <w:rFonts w:ascii="맑은 고딕" w:hAnsi="맑은 고딕" w:eastAsia="맑은 고딕"/>
+          <w:b w:val="0"/>
+          <w:sz w:val="21"/>
+        </w:rPr>
+        <w:t>해당 없음 (컴필레이션 프로젝트 세션 연주진)</w:t>
+      </w:r>
+    </w:p>
+    <w:p>
+      <w:pPr>
+        <w:spacing w:line="324" w:lineRule="auto" w:after="80"/>
+      </w:pPr>
+      <w:r>
+        <w:rPr w:rFonts="맑은 고딕">
+          <w:rFonts w:ascii="맑은 고딕" w:hAnsi="맑은 고딕" w:eastAsia="맑은 고딕"/>
+          <w:b w:val="0"/>
+          <w:color w:val="6B7280"/>
+          <w:sz w:val="21"/>
+        </w:rPr>
+        <w:t xml:space="preserve">· </w:t>
+      </w:r>
+      <w:r>
+        <w:rPr w:rFonts="맑은 고딕">
+          <w:rFonts w:ascii="맑은 고딕" w:hAnsi="맑은 고딕" w:eastAsia="맑은 고딕"/>
+          <w:b/>
+          <w:color w:val="1F2937"/>
+          <w:sz w:val="21"/>
+        </w:rPr>
+        <w:t xml:space="preserve">그룹 소속: </w:t>
+      </w:r>
+      <w:r>
+        <w:rPr w:rFonts="맑은 고딕">
+          <w:rFonts w:ascii="맑은 고딕" w:hAnsi="맑은 고딕" w:eastAsia="맑은 고딕"/>
+          <w:b w:val="0"/>
+          <w:sz w:val="21"/>
+        </w:rPr>
+        <w:t>옴니버스 (Various Artists)</w:t>
+      </w:r>
+    </w:p>
+    <w:p>
+      <w:pPr>
+        <w:spacing w:line="324" w:lineRule="auto" w:after="80"/>
+      </w:pPr>
+      <w:r>
+        <w:rPr w:rFonts="맑은 고딕">
+          <w:rFonts w:ascii="맑은 고딕" w:hAnsi="맑은 고딕" w:eastAsia="맑은 고딕"/>
+          <w:b w:val="0"/>
+          <w:color w:val="6B7280"/>
+          <w:sz w:val="21"/>
+        </w:rPr>
+        <w:t xml:space="preserve">· </w:t>
+      </w:r>
+      <w:r>
+        <w:rPr w:rFonts="맑은 고딕">
+          <w:rFonts w:ascii="맑은 고딕" w:hAnsi="맑은 고딕" w:eastAsia="맑은 고딕"/>
+          <w:b/>
+          <w:color w:val="1F2937"/>
+          <w:sz w:val="21"/>
+        </w:rPr>
+        <w:t xml:space="preserve">아티스트 소개: </w:t>
+      </w:r>
+      <w:r>
+        <w:rPr w:rFonts="맑은 고딕">
+          <w:rFonts w:ascii="맑은 고딕" w:hAnsi="맑은 고딕" w:eastAsia="맑은 고딕"/>
+          <w:b w:val="0"/>
+          <w:sz w:val="21"/>
+        </w:rPr>
+        <w:t>이탈리아 대중음악계의 정상급 스튜디오 뮤지션과 유수의 관현악 편곡자들이 대거 참여하여 칸초네 특유의 극적인 드라마와 서정적 질감을 탁월하게 구현해 냈습니다. 화려한 가창의 그늘에 가려져 있던 악기들의 섬세한 대위법과 현악 앙상블을 부각시킴으로써 대중가요의 반주를 독립된 예술적 연주곡의 반열로 끌어올렸습니다.</w:t>
+      </w:r>
+    </w:p>
+    <w:p>
+      <w:pPr>
+        <w:spacing w:line="324" w:lineRule="auto" w:before="200" w:after="80"/>
+      </w:pPr>
+      <w:r>
+        <w:rPr w:rFonts="맑은 고딕">
+          <w:rFonts w:ascii="맑은 고딕" w:hAnsi="맑은 고딕" w:eastAsia="맑은 고딕"/>
+          <w:b/>
+          <w:color w:val="1E3A8A"/>
+          <w:sz w:val="24"/>
+        </w:rPr>
+        <w:t>3. 음반 상세 분석</w:t>
+      </w:r>
+    </w:p>
+    <w:p>
+      <w:pPr>
+        <w:spacing w:line="324" w:lineRule="auto" w:after="80"/>
+      </w:pPr>
+      <w:r>
+        <w:rPr w:rFonts="맑은 고딕">
+          <w:rFonts w:ascii="맑은 고딕" w:hAnsi="맑은 고딕" w:eastAsia="맑은 고딕"/>
+          <w:b w:val="0"/>
+          <w:color w:val="6B7280"/>
+          <w:sz w:val="21"/>
+        </w:rPr>
+        <w:t xml:space="preserve">· </w:t>
+      </w:r>
+      <w:r>
+        <w:rPr w:rFonts="맑은 고딕">
+          <w:rFonts w:ascii="맑은 고딕" w:hAnsi="맑은 고딕" w:eastAsia="맑은 고딕"/>
+          <w:b/>
+          <w:color w:val="1F2937"/>
+          <w:sz w:val="21"/>
+        </w:rPr>
+        <w:t xml:space="preserve">역사적 위치: </w:t>
+      </w:r>
+      <w:r>
+        <w:rPr w:rFonts="맑은 고딕">
+          <w:rFonts w:ascii="맑은 고딕" w:hAnsi="맑은 고딕" w:eastAsia="맑은 고딕"/>
+          <w:b w:val="0"/>
+          <w:sz w:val="21"/>
+        </w:rPr>
+        <w:t>20세기 중후반 팝 음악계에서 독보적인 서정미로 한 시대를 풍미한 칸초네의 음악적 구조와 선율미를 재조명한 귀중한 음반입니다. 보컬의 자리를 비워냄으로써 멜로디의 뼈대와 편곡의 입체감을 여실히 드러내어, 칸초네가 지닌 불멸의 멜로디 파워와 음악사적 가치를 증명합니다.</w:t>
+      </w:r>
+    </w:p>
+    <w:p>
+      <w:pPr>
+        <w:spacing w:line="324" w:lineRule="auto" w:after="80"/>
+      </w:pPr>
+      <w:r>
+        <w:rPr w:rFonts="맑은 고딕">
+          <w:rFonts w:ascii="맑은 고딕" w:hAnsi="맑은 고딕" w:eastAsia="맑은 고딕"/>
+          <w:b w:val="0"/>
+          <w:color w:val="6B7280"/>
+          <w:sz w:val="21"/>
+        </w:rPr>
+        <w:t xml:space="preserve">· </w:t>
+      </w:r>
+      <w:r>
+        <w:rPr w:rFonts="맑은 고딕">
+          <w:rFonts w:ascii="맑은 고딕" w:hAnsi="맑은 고딕" w:eastAsia="맑은 고딕"/>
+          <w:b/>
+          <w:color w:val="1F2937"/>
+          <w:sz w:val="21"/>
+        </w:rPr>
+        <w:t xml:space="preserve">시대의 흔적(스토리텔링): </w:t>
+      </w:r>
+      <w:r>
+        <w:rPr w:rFonts="맑은 고딕">
+          <w:rFonts w:ascii="맑은 고딕" w:hAnsi="맑은 고딕" w:eastAsia="맑은 고딕"/>
+          <w:b w:val="0"/>
+          <w:sz w:val="21"/>
+        </w:rPr>
+        <w:t>음악다방과 심야 라디오에서 흘러나오던 이탈리아 낭만의 향수가 아련하게 배어 있던 시절의 공기를 고스란히 담고 있습니다. 당시 청춘들에게 칸초네는 이국적인 그리움과 순수한 열정을 대변하는 문화적 상징이었으며, 본 음반은 그 시절의 낭만적 감수성을 가만히 되돌아보게 만듭니다.</w:t>
+      </w:r>
+    </w:p>
+    <w:p>
+      <w:pPr>
+        <w:spacing w:line="324" w:lineRule="auto" w:before="200" w:after="80"/>
+      </w:pPr>
+      <w:r>
+        <w:rPr w:rFonts="맑은 고딕">
+          <w:rFonts w:ascii="맑은 고딕" w:hAnsi="맑은 고딕" w:eastAsia="맑은 고딕"/>
+          <w:b/>
+          <w:color w:val="1E3A8A"/>
+          <w:sz w:val="24"/>
+        </w:rPr>
+        <w:t>4. 주요 수록곡 및 감상 제언</w:t>
+      </w:r>
+    </w:p>
+    <w:p>
+      <w:pPr>
+        <w:spacing w:line="324" w:lineRule="auto" w:after="80"/>
+      </w:pPr>
+      <w:r>
+        <w:rPr w:rFonts="맑은 고딕">
+          <w:rFonts w:ascii="맑은 고딕" w:hAnsi="맑은 고딕" w:eastAsia="맑은 고딕"/>
+          <w:b w:val="0"/>
+          <w:color w:val="6B7280"/>
+          <w:sz w:val="21"/>
+        </w:rPr>
+        <w:t xml:space="preserve">· </w:t>
+      </w:r>
+      <w:r>
+        <w:rPr w:rFonts="맑은 고딕">
+          <w:rFonts w:ascii="맑은 고딕" w:hAnsi="맑은 고딕" w:eastAsia="맑은 고딕"/>
+          <w:b/>
+          <w:color w:val="1F2937"/>
+          <w:sz w:val="21"/>
+        </w:rPr>
+        <w:t xml:space="preserve">주요 수록곡 특징: </w:t>
+      </w:r>
+      <w:r>
+        <w:rPr w:rFonts="맑은 고딕">
+          <w:rFonts w:ascii="맑은 고딕" w:hAnsi="맑은 고딕" w:eastAsia="맑은 고딕"/>
+          <w:b w:val="0"/>
+          <w:sz w:val="21"/>
+        </w:rPr>
+        <w:t>삶의 비장미와 희망을 노래한 'Che sarà', 청아한 서정성이 돋보이는 'Non ho l'età', 장엄한 오케스트레이션이 돋보이는 'L'immensità' 등의 명곡 반주가 수록되어 있습니다. 보컬의 빈자리를 바이올린, 아코디언, 어쿠스틱 기타 등 온기 어린 어쿠스틱 악기들이 메우며 원곡 이상의 깊고 그윽한 감정선을 자아냅니다.</w:t>
+      </w:r>
+    </w:p>
+    <w:p>
+      <w:pPr>
+        <w:spacing w:line="324" w:lineRule="auto" w:after="80"/>
+      </w:pPr>
+      <w:r>
+        <w:rPr w:rFonts="맑은 고딕">
+          <w:rFonts w:ascii="맑은 고딕" w:hAnsi="맑은 고딕" w:eastAsia="맑은 고딕"/>
+          <w:b w:val="0"/>
+          <w:color w:val="6B7280"/>
+          <w:sz w:val="21"/>
+        </w:rPr>
+        <w:t xml:space="preserve">· </w:t>
+      </w:r>
+      <w:r>
+        <w:rPr w:rFonts="맑은 고딕">
+          <w:rFonts w:ascii="맑은 고딕" w:hAnsi="맑은 고딕" w:eastAsia="맑은 고딕"/>
+          <w:b/>
+          <w:color w:val="1F2937"/>
+          <w:sz w:val="21"/>
+        </w:rPr>
+        <w:t xml:space="preserve">빈티지 감상 제언: </w:t>
+      </w:r>
+      <w:r>
+        <w:rPr w:rFonts="맑은 고딕">
+          <w:rFonts w:ascii="맑은 고딕" w:hAnsi="맑은 고딕" w:eastAsia="맑은 고딕"/>
+          <w:b w:val="0"/>
+          <w:sz w:val="21"/>
+        </w:rPr>
+        <w:t>진공관 앰프의 따스한 배음과 턴테이블 카트리지가 긁어내는 아날로그 특유의 질감이 더해질 때, 현악 앙상블의 결 하나하나가 입체적인 공간감으로 되살아납니다. 차분한 조명 아래 앰프의 잔향에 귀를 기울이며 악기들이 자아내는 풍성한 멜로디의 여백을 음미해 보시길 권합니다.</w:t>
+      </w:r>
+    </w:p>
+    <w:p>
+      <w:pPr>
+        <w:spacing w:line="324" w:lineRule="auto" w:after="80"/>
+      </w:pPr>
+      <w:r>
+        <w:rPr w:rFonts="맑은 고딕">
+          <w:rFonts w:ascii="맑은 고딕" w:hAnsi="맑은 고딕" w:eastAsia="맑은 고딕"/>
+          <w:b w:val="0"/>
+          <w:color w:val="6B7280"/>
+          <w:sz w:val="21"/>
+        </w:rPr>
+        <w:t xml:space="preserve">· </w:t>
+      </w:r>
+      <w:r>
+        <w:rPr w:rFonts="맑은 고딕">
+          <w:rFonts w:ascii="맑은 고딕" w:hAnsi="맑은 고딕" w:eastAsia="맑은 고딕"/>
+          <w:b/>
+          <w:color w:val="1F2937"/>
+          <w:sz w:val="21"/>
+        </w:rPr>
+        <w:t xml:space="preserve">소장 가치: </w:t>
+      </w:r>
+      <w:r>
+        <w:rPr w:rFonts="맑은 고딕">
+          <w:rFonts w:ascii="맑은 고딕" w:hAnsi="맑은 고딕" w:eastAsia="맑은 고딕"/>
+          <w:b w:val="0"/>
+          <w:sz w:val="21"/>
+        </w:rPr>
+        <w:t>보컬 음반과는 또 다른 차원의 기악적 완성도를 느낄 수 있는 희소성 높은 아날로그 자료로서, 클래식과 팝의 경계를 자유로이 넘나드는 LP 컬렉터들에게 남다른 미학적 만족을 안겨줄 음반입니다.</w:t>
+      </w:r>
+    </w:p>
+    <w:p>
+      <w:pPr>
+        <w:spacing w:line="324" w:lineRule="auto" w:after="120" w:before="160"/>
+      </w:pPr>
+      <w:r>
+        <w:rPr w:rFonts="맑은 고딕">
+          <w:rFonts w:ascii="맑은 고딕" w:hAnsi="맑은 고딕" w:eastAsia="맑은 고딕"/>
+          <w:b/>
+          <w:color w:val="4338CA"/>
+          <w:sz w:val="21"/>
+        </w:rPr>
+        <w:t>이 음반을 통해 지중해의 낭만과 아날로그 선율이 전해주는 감동을 다시 한번 경험해 보시는 것은 어떨까요?</w:t>
       </w:r>
     </w:p>
     <w:sectPr>
       <w:pgSz w:w="12240" w:h="15840"/>
-      <w:pgMar w:top="1440" w:right="1440" w:bottom="1440" w:left="1440" w:header="720" w:footer="720" w:gutter="0"/>
+      <w:pgMar w:top="1152" w:right="1296" w:bottom="1152" w:left="1296" w:header="720" w:footer="720" w:gutter="0"/>
       <w:cols w:space="720"/>
       <w:docGrid w:linePitch="360"/>
     </w:sectPr>

--- a/word_reports/LP_0002_위치_302_Various Artists_Canzone b.docx
+++ b/word_reports/LP_0002_위치_302_Various Artists_Canzone b.docx
@@ -32,7 +32,7 @@
     </w:p>
     <w:p>
       <w:pPr>
-        <w:spacing w:line="324" w:lineRule="auto" w:before="80" w:after="160"/>
+        <w:spacing w:line="324" w:lineRule="auto" w:before="80" w:after="120"/>
       </w:pPr>
       <w:r>
         <w:rPr w:rFonts="맑은 고딕">
@@ -42,13 +42,6 @@
           <w:sz w:val="22"/>
         </w:rPr>
         <w:t xml:space="preserve">[음반 소개] </w:t>
-      </w:r>
-      <w:r>
-        <w:rPr w:rFonts="맑은 고딕">
-          <w:rFonts w:ascii="맑은 고딕" w:hAnsi="맑은 고딕" w:eastAsia="맑은 고딕"/>
-          <w:b w:val="0"/>
-          <w:sz w:val="21"/>
-        </w:rPr>
       </w:r>
     </w:p>
     <w:p>
@@ -61,7 +54,33 @@
           <w:b w:val="0"/>
           <w:sz w:val="21"/>
         </w:rPr>
-        <w:t>지중해의 눈부신 햇살과 깊은 낭만을 머금은 이탈리아 칸초네의 정수를 정갈한 관현악과 기악 편곡으로 엮어낸 수작입니다. 가사의 직관적인 전달을 잠시 내려놓고, 유려한 선율선과 풍성한 화성의 미학을 전면에 내세워 칸초네 본연의 순수한 서정성을 새롭게 환기합니다. 턴테이블 위에 얹힌 바늘 끝을 타고 흐르는 감미로운 악기들의 대화는 듣는 이의 마음에 아련한 시적 정취와 고풍스러운 울림을 선사합니다.</w:t>
+        <w:t>지중해의 푸른 파도와 눈부신 햇살, 그리고 그 이면에 서린 비장미를 품은 이탈리아의 전통 가요 '칸초네(Canzone)'는 시대를 초월하여 인류의 보편적 심성을 가장 서정적으로 자극해 온 음악적 유산입니다. 본 음반 《Canzone best of Backing Tracks》는 1960년대와 70년대 유럽 대중음악의 정점을 찍었던 산레모 가요제의 황금기 명곡들을 엄선하여, 보컬의 화려함 뒤편에 숨겨져 있던 유려하고 장엄한 오케스트레이션과 어쿠스틱 앙상블의 진수를 온전히 드러낸 기념비적인 기획 음반입니다.</w:t>
+      </w:r>
+    </w:p>
+    <w:p>
+      <w:pPr>
+        <w:spacing w:line="324" w:lineRule="auto" w:after="120"/>
+      </w:pPr>
+      <w:r>
+        <w:rPr w:rFonts="맑은 고딕">
+          <w:rFonts w:ascii="맑은 고딕" w:hAnsi="맑은 고딕" w:eastAsia="맑은 고딕"/>
+          <w:b w:val="0"/>
+          <w:sz w:val="21"/>
+        </w:rPr>
+        <w:t>단순한 반주용 트랙(Backing Track)의 범주를 훌쩍 뛰어넘는 이 앨범은, 당대 최고 수준의 유럽 스튜디오 세션 연주자들과 편곡가들이 빚어낸 찬연한 음악적 건축물이라 평할 수 있습니다. 칸초네 특유의 드라마틱한 선율 구조는 성악적 호흡뿐만 아니라 현악 오케스트라의 격정적인 보잉(Bowing), 어쿠스틱 기타와 만돌린의 애수 어린 탄현, 그리고 서정적인 피아노 터치를 통해 완벽한 독립적 예술성을 획득합니다. 가사라는 구체적인 언어가 걷어내진 자리에는 음악 본연의 순수한 서사와 감정의 골짜기가 더욱 선명하게 모습을 드러냅니다.</w:t>
+      </w:r>
+    </w:p>
+    <w:p>
+      <w:pPr>
+        <w:spacing w:line="324" w:lineRule="auto" w:after="120"/>
+      </w:pPr>
+      <w:r>
+        <w:rPr w:rFonts="맑은 고딕">
+          <w:rFonts w:ascii="맑은 고딕" w:hAnsi="맑은 고딕" w:eastAsia="맑은 고딕"/>
+          <w:b w:val="0"/>
+          <w:sz w:val="21"/>
+        </w:rPr>
+        <w:t>세월이 흘러도 퇴색하지 않는 멜로디의 힘은 듣는 이로 하여금 지중해 연안의 고즈넉한 광장과 낭만적인 골목길을 거니는 듯한 시각적 환영을 선사합니다. 빈 공간을 채우는 악기들의 섬세한 배음과 하모니는 당대 유럽 팝 음악이 고전 클래식의 엄격한 구조미와 민속 음악의 애절한 서정성을 어떻게 결합했는지를 웅변합니다. 이 음반은 칸초네를 사랑하는 애호가들에게는 자신만의 감정을 투영할 수 있는 거대한 캔버스가 되어주며, 순수 기악 감상자들에게는 유럽 팝 편곡사(編曲史)의 눈부신 황금기를 증언하는 훌륭한 교본으로 다가옵니다.</w:t>
       </w:r>
     </w:p>
     <w:p>
@@ -168,7 +187,7 @@
           <w:b w:val="0"/>
           <w:sz w:val="21"/>
         </w:rPr>
-        <w:t>산레모 가요제를 중심으로 전 세계를 매료시켰던 이탈리아 명곡들의 반주 트랙 및 오케스트레이션을 엄선하여 집대성한 기획반으로, 연주 음악 애호가와 보컬 연구자들을 위해 정교하게 마스터링되어 출반되었습니다.</w:t>
+        <w:t>이탈리아 대중음악의 정수를 담은 명곡들의 오리지널 스코어를 바탕으로, 유럽 유수의 스튜디오 뮤지션들과 앙상블이 정교하게 녹음해 낸 아카이브 성격의 기획 LP입니다.</w:t>
       </w:r>
     </w:p>
     <w:p>
@@ -199,7 +218,7 @@
           <w:b w:val="0"/>
           <w:sz w:val="21"/>
         </w:rPr>
-        <w:t>유럽과 남미, 그리고 칸초네 열풍이 거세게 일었던 아시아 시장에서 꾸준한 스테디셀러를 기록하며 감상실과 음악 전문 방송의 배경음악으로 널리 사랑받았습니다.</w:t>
+        <w:t>유럽 전역의 칸초네 애호가 및 오디오파일 사이에서 조용한 반향을 일으켰으며, 보컬 없이도 완벽한 음악적 감흥을 전하는 독보적인 완성도로 살롱 음악계와 애호가 층에서 꾸준한 스테디셀러의 위치를 지켜왔습니다.</w:t>
       </w:r>
     </w:p>
     <w:p>
@@ -230,7 +249,7 @@
           <w:b w:val="0"/>
           <w:sz w:val="21"/>
         </w:rPr>
-        <w:t>산레모 가요제 대상작과 유로비전 송 콘테스트를 빛낸 명곡들의 정통 편곡 구성을 충실히 재현해 낸 완성도 높은 옴니버스 음반으로 평단의 호평을 받았습니다.</w:t>
+        <w:t>수록된 원곡들이 산레모 가요제 대상을 비롯한 유수의 유럽 대중음악상을 휩쓸었던 역사적 걸작들이며, 본 편곡반 역시 원곡의 작곡적 품격을 가장 충실히 재현한 명편곡집으로 평단의 호평을 받았습니다.</w:t>
       </w:r>
     </w:p>
     <w:p>
@@ -275,7 +294,7 @@
           <w:b w:val="0"/>
           <w:sz w:val="21"/>
         </w:rPr>
-        <w:t>이탈리아 (Italy) 외 다국적 세션 연주진</w:t>
+        <w:t>이탈리아 및 다국적 (유럽)</w:t>
       </w:r>
     </w:p>
     <w:p>
@@ -306,7 +325,7 @@
           <w:b w:val="0"/>
           <w:sz w:val="21"/>
         </w:rPr>
-        <w:t>해당 없음 (컴필레이션 프로젝트 세션 연주진)</w:t>
+        <w:t>칸초네 황금기(1960년대~1970년대) 명곡 연주</w:t>
       </w:r>
     </w:p>
     <w:p>
@@ -337,7 +356,7 @@
           <w:b w:val="0"/>
           <w:sz w:val="21"/>
         </w:rPr>
-        <w:t>옴니버스 (Various Artists)</w:t>
+        <w:t>기획 연주 앙상블 (Various Artists)</w:t>
       </w:r>
     </w:p>
     <w:p>
@@ -368,7 +387,7 @@
           <w:b w:val="0"/>
           <w:sz w:val="21"/>
         </w:rPr>
-        <w:t>이탈리아 대중음악계의 정상급 스튜디오 뮤지션과 유수의 관현악 편곡자들이 대거 참여하여 칸초네 특유의 극적인 드라마와 서정적 질감을 탁월하게 구현해 냈습니다. 화려한 가창의 그늘에 가려져 있던 악기들의 섬세한 대위법과 현악 앙상블을 부각시킴으로써 대중가요의 반주를 독립된 예술적 연주곡의 반열로 끌어올렸습니다.</w:t>
+        <w:t>본반에 참여한 연주자들은 유럽 팝과 클래식 무대를 오가며 활동하던 최정상급 스튜디오 세션 오케스트라 단원들로 구성되었습니다. 이들은 익명의 연주자라는 한계를 넘어, 칸초네 특유의 정열과 비애감을 고도의 기악적 앙상블로 승화시키며 음반의 음악적 깊이를 배가시켰습니다.</w:t>
       </w:r>
     </w:p>
     <w:p>
@@ -413,7 +432,7 @@
           <w:b w:val="0"/>
           <w:sz w:val="21"/>
         </w:rPr>
-        <w:t>20세기 중후반 팝 음악계에서 독보적인 서정미로 한 시대를 풍미한 칸초네의 음악적 구조와 선율미를 재조명한 귀중한 음반입니다. 보컬의 자리를 비워냄으로써 멜로디의 뼈대와 편곡의 입체감을 여실히 드러내어, 칸초네가 지닌 불멸의 멜로디 파워와 음악사적 가치를 증명합니다.</w:t>
+        <w:t>대중가요에서 보컬의 위상을 지탱하던 '반주'의 예술성을 단독 작품의 경지로 격상시킨 앨범입니다. 대중음악사적으로는 칸초네가 지닌 작곡과 편곡의 클래식적 완성도를 학술적·감상적으로 재조명하게 만든 귀중한 텍스트로 평가받습니다.</w:t>
       </w:r>
     </w:p>
     <w:p>
@@ -444,7 +463,7 @@
           <w:b w:val="0"/>
           <w:sz w:val="21"/>
         </w:rPr>
-        <w:t>음악다방과 심야 라디오에서 흘러나오던 이탈리아 낭만의 향수가 아련하게 배어 있던 시절의 공기를 고스란히 담고 있습니다. 당시 청춘들에게 칸초네는 이국적인 그리움과 순수한 열정을 대변하는 문화적 상징이었으며, 본 음반은 그 시절의 낭만적 감수성을 가만히 되돌아보게 만듭니다.</w:t>
+        <w:t>1970~80년대 한국의 음악다방과 클래식 감상실 한구석에서 청춘들의 심장을 흔들었던 이탈리아 칸초네의 낭만을 오롯이 환기합니다. 화려한 가수의 목소리 대신 은은한 바이올린과 어쿠스틱 악기들이 수놓는 멜로디는, 숨 가쁜 현대사 속에서 서구적 서정을 동경하던 그 시절 청년들의 노스탤지어를 아련하게 소환해 냅니다.</w:t>
       </w:r>
     </w:p>
     <w:p>
@@ -489,7 +508,7 @@
           <w:b w:val="0"/>
           <w:sz w:val="21"/>
         </w:rPr>
-        <w:t>삶의 비장미와 희망을 노래한 'Che sarà', 청아한 서정성이 돋보이는 'Non ho l'età', 장엄한 오케스트레이션이 돋보이는 'L'immensità' 등의 명곡 반주가 수록되어 있습니다. 보컬의 빈자리를 바이올린, 아코디언, 어쿠스틱 기타 등 온기 어린 어쿠스틱 악기들이 메우며 원곡 이상의 깊고 그윽한 감정선을 자아냅니다.</w:t>
+        <w:t>산레모의 영광을 상징하는 비장한 선율들이 정교한 오케스트레이션으로 펼쳐집니다. 현악 파트의 숨 막히는 트레몰로와 따스한 목관 악기의 울림은 '눈물 속에 피는 꽃(L'immensità)', '마음은 집시(Il Cuore è uno zingaro)' 등 칸초네 역사상 가장 극적인 멜로디 라인을 가감 없이 드러내며 깊은 카타르시스를 선사합니다.</w:t>
       </w:r>
     </w:p>
     <w:p>
@@ -520,7 +539,7 @@
           <w:b w:val="0"/>
           <w:sz w:val="21"/>
         </w:rPr>
-        <w:t>진공관 앰프의 따스한 배음과 턴테이블 카트리지가 긁어내는 아날로그 특유의 질감이 더해질 때, 현악 앙상블의 결 하나하나가 입체적인 공간감으로 되살아납니다. 차분한 조명 아래 앰프의 잔향에 귀를 기울이며 악기들이 자아내는 풍성한 멜로디의 여백을 음미해 보시길 권합니다.</w:t>
+        <w:t>진공관 앰프의 온기 어린 질감과 포노 카트리지의 섬세한 트래킹을 통해 감상할 때 음반의 진가가 비로소 발휘됩니다. 어쿠스틱 악기들이 공기 중에 퍼뜨리는 자연스러운 잔향(Reverb)과 현악 합주의 밀도 높은 아날로그 배음은, 디지털 음원에서는 결코 맛볼 수 없는 그윽한 실재감을 전달합니다.</w:t>
       </w:r>
     </w:p>
     <w:p>
@@ -551,7 +570,7 @@
           <w:b w:val="0"/>
           <w:sz w:val="21"/>
         </w:rPr>
-        <w:t>보컬 음반과는 또 다른 차원의 기악적 완성도를 느낄 수 있는 희소성 높은 아날로그 자료로서, 클래식과 팝의 경계를 자유로이 넘나드는 LP 컬렉터들에게 남다른 미학적 만족을 안겨줄 음반입니다.</w:t>
+        <w:t>보컬 중심의 통상적인 칸초네 음반들 사이에서, 명곡들의 뼈대와 순수한 멜로디의 미학을 오롯이 소장할 수 있다는 점에서 대체 불가능한 희소성을 지닙니다. LP 특유의 넓은 다이내믹 레인지와 정숙한 배경 속에서 펼쳐지는 기악의 향연은 클래식과 팝 컬렉터 모두의 음반 라이브러리를 한층 격조 높게 빛내줄 것입니다.</w:t>
       </w:r>
     </w:p>
     <w:p>
@@ -565,7 +584,7 @@
           <w:color w:val="4338CA"/>
           <w:sz w:val="21"/>
         </w:rPr>
-        <w:t>이 음반을 통해 지중해의 낭만과 아날로그 선율이 전해주는 감동을 다시 한번 경험해 보시는 것은 어떨까요?</w:t>
+        <w:t>이 음반을 통해 지중해의 눈부신 햇살과 아련한 노을이 빚어내는 불멸의 선율이 전해주는 감동을 다시 한번 경험해 보시는 것은 어떨까요?</w:t>
       </w:r>
     </w:p>
     <w:sectPr>
